--- a/Предварительный анализ Юдин Е.В. ИСП-403.docx
+++ b/Предварительный анализ Юдин Е.В. ИСП-403.docx
@@ -4,781 +4,12 @@
   <w:body>
     <w:p>
       <w:pPr>
-        <w:pBdr>
-          <w:top w:val="nil"/>
-          <w:left w:val="nil"/>
-          <w:bottom w:val="nil"/>
-          <w:right w:val="nil"/>
-          <w:between w:val="nil"/>
-        </w:pBdr>
-        <w:ind w:firstLine="0"/>
-        <w:jc w:val="center"/>
-        <w:rPr>
-          <w:rFonts w:eastAsia="Quattrocento Sans" w:cs="Times New Roman"/>
-          <w:color w:val="000000"/>
-          <w:sz w:val="28"/>
-          <w:szCs w:val="28"/>
-        </w:rPr>
-      </w:pPr>
-      <w:bookmarkStart w:id="0" w:name="OLE_LINK2"/>
-      <w:bookmarkStart w:id="1" w:name="OLE_LINK3"/>
-      <w:r>
-        <w:rPr>
-          <w:rFonts w:eastAsia="Times New Roman" w:cs="Times New Roman"/>
-          <w:color w:val="000000"/>
-          <w:sz w:val="28"/>
-          <w:szCs w:val="28"/>
-        </w:rPr>
-        <w:t>Министерство науки и высшего образования Российской Федерации</w:t>
-      </w:r>
-    </w:p>
-    <w:p>
-      <w:pPr>
-        <w:pBdr>
-          <w:top w:val="nil"/>
-          <w:left w:val="nil"/>
-          <w:bottom w:val="nil"/>
-          <w:right w:val="nil"/>
-          <w:between w:val="nil"/>
-        </w:pBdr>
-        <w:ind w:firstLine="0"/>
-        <w:jc w:val="center"/>
-        <w:rPr>
-          <w:rFonts w:eastAsia="Quattrocento Sans" w:cs="Times New Roman"/>
-          <w:color w:val="000000"/>
-          <w:sz w:val="28"/>
-          <w:szCs w:val="28"/>
-        </w:rPr>
-      </w:pPr>
-      <w:r>
-        <w:rPr>
-          <w:rFonts w:eastAsia="Times New Roman" w:cs="Times New Roman"/>
-          <w:color w:val="000000"/>
-          <w:sz w:val="28"/>
-          <w:szCs w:val="28"/>
-        </w:rPr>
-        <w:t>Федеральное государственное бюджетное образовательное учреждение</w:t>
-      </w:r>
-    </w:p>
-    <w:p>
-      <w:pPr>
-        <w:pBdr>
-          <w:top w:val="nil"/>
-          <w:left w:val="nil"/>
-          <w:bottom w:val="nil"/>
-          <w:right w:val="nil"/>
-          <w:between w:val="nil"/>
-        </w:pBdr>
-        <w:ind w:firstLine="0"/>
-        <w:jc w:val="center"/>
-        <w:rPr>
-          <w:rFonts w:eastAsia="Quattrocento Sans" w:cs="Times New Roman"/>
-          <w:color w:val="000000"/>
-          <w:sz w:val="28"/>
-          <w:szCs w:val="28"/>
-        </w:rPr>
-      </w:pPr>
-      <w:r>
-        <w:rPr>
-          <w:rFonts w:eastAsia="Times New Roman" w:cs="Times New Roman"/>
-          <w:color w:val="000000"/>
-          <w:sz w:val="28"/>
-          <w:szCs w:val="28"/>
-        </w:rPr>
-        <w:t>высшего образования</w:t>
-      </w:r>
-    </w:p>
-    <w:p>
-      <w:pPr>
-        <w:pBdr>
-          <w:top w:val="nil"/>
-          <w:left w:val="nil"/>
-          <w:bottom w:val="nil"/>
-          <w:right w:val="nil"/>
-          <w:between w:val="nil"/>
-        </w:pBdr>
-        <w:ind w:firstLine="0"/>
-        <w:jc w:val="center"/>
-        <w:rPr>
-          <w:rFonts w:eastAsia="Quattrocento Sans" w:cs="Times New Roman"/>
-          <w:color w:val="000000"/>
-          <w:sz w:val="28"/>
-          <w:szCs w:val="28"/>
-        </w:rPr>
-      </w:pPr>
-      <w:r>
-        <w:rPr>
-          <w:rFonts w:eastAsia="Times New Roman" w:cs="Times New Roman"/>
-          <w:color w:val="000000"/>
-          <w:sz w:val="28"/>
-          <w:szCs w:val="28"/>
-        </w:rPr>
-        <w:t>«Вятский государственный университет»</w:t>
-      </w:r>
-    </w:p>
-    <w:p>
-      <w:pPr>
-        <w:pBdr>
-          <w:top w:val="nil"/>
-          <w:left w:val="nil"/>
-          <w:bottom w:val="nil"/>
-          <w:right w:val="nil"/>
-          <w:between w:val="nil"/>
-        </w:pBdr>
-        <w:ind w:firstLine="0"/>
-        <w:jc w:val="center"/>
-        <w:rPr>
-          <w:rFonts w:eastAsia="Quattrocento Sans" w:cs="Times New Roman"/>
-          <w:color w:val="000000"/>
-          <w:sz w:val="28"/>
-          <w:szCs w:val="28"/>
-        </w:rPr>
-      </w:pPr>
-      <w:r>
-        <w:rPr>
-          <w:rFonts w:eastAsia="Times New Roman" w:cs="Times New Roman"/>
-          <w:color w:val="000000"/>
-          <w:sz w:val="28"/>
-          <w:szCs w:val="28"/>
-        </w:rPr>
-        <w:t>Колледж </w:t>
-      </w:r>
-      <w:proofErr w:type="spellStart"/>
-      <w:r>
-        <w:rPr>
-          <w:rFonts w:eastAsia="Times New Roman" w:cs="Times New Roman"/>
-          <w:color w:val="000000"/>
-          <w:sz w:val="28"/>
-          <w:szCs w:val="28"/>
-        </w:rPr>
-        <w:t>ВятГУ</w:t>
-      </w:r>
-      <w:proofErr w:type="spellEnd"/>
-    </w:p>
-    <w:p>
-      <w:pPr>
-        <w:pBdr>
-          <w:top w:val="nil"/>
-          <w:left w:val="nil"/>
-          <w:bottom w:val="nil"/>
-          <w:right w:val="nil"/>
-          <w:between w:val="nil"/>
-        </w:pBdr>
-        <w:jc w:val="center"/>
-        <w:rPr>
-          <w:rFonts w:eastAsia="Quattrocento Sans" w:cs="Times New Roman"/>
-          <w:color w:val="000000"/>
-          <w:sz w:val="28"/>
-          <w:szCs w:val="28"/>
-        </w:rPr>
-      </w:pPr>
-      <w:r>
-        <w:rPr>
-          <w:rFonts w:eastAsia="Times New Roman" w:cs="Times New Roman"/>
-          <w:color w:val="000000"/>
-          <w:sz w:val="28"/>
-          <w:szCs w:val="28"/>
-        </w:rPr>
-        <w:t> </w:t>
-      </w:r>
-    </w:p>
-    <w:p>
-      <w:pPr>
-        <w:pBdr>
-          <w:top w:val="nil"/>
-          <w:left w:val="nil"/>
-          <w:bottom w:val="nil"/>
-          <w:right w:val="nil"/>
-          <w:between w:val="nil"/>
-        </w:pBdr>
-        <w:rPr>
-          <w:rFonts w:eastAsia="Quattrocento Sans" w:cs="Times New Roman"/>
-          <w:color w:val="000000"/>
-          <w:sz w:val="28"/>
-          <w:szCs w:val="28"/>
-        </w:rPr>
-      </w:pPr>
-    </w:p>
-    <w:p>
-      <w:pPr>
-        <w:pBdr>
-          <w:top w:val="nil"/>
-          <w:left w:val="nil"/>
-          <w:bottom w:val="nil"/>
-          <w:right w:val="nil"/>
-          <w:between w:val="nil"/>
-        </w:pBdr>
-        <w:rPr>
-          <w:rFonts w:eastAsia="Quattrocento Sans" w:cs="Times New Roman"/>
-          <w:color w:val="000000"/>
-          <w:sz w:val="28"/>
-          <w:szCs w:val="28"/>
-        </w:rPr>
-      </w:pPr>
-    </w:p>
-    <w:p>
-      <w:pPr>
-        <w:pBdr>
-          <w:top w:val="nil"/>
-          <w:left w:val="nil"/>
-          <w:bottom w:val="nil"/>
-          <w:right w:val="nil"/>
-          <w:between w:val="nil"/>
-        </w:pBdr>
-        <w:rPr>
-          <w:rFonts w:eastAsia="Quattrocento Sans" w:cs="Times New Roman"/>
-          <w:color w:val="000000"/>
-          <w:sz w:val="28"/>
-          <w:szCs w:val="28"/>
-        </w:rPr>
-      </w:pPr>
-      <w:r>
-        <w:rPr>
-          <w:rFonts w:eastAsia="Times New Roman" w:cs="Times New Roman"/>
-          <w:color w:val="000000"/>
-          <w:sz w:val="28"/>
-          <w:szCs w:val="28"/>
-        </w:rPr>
-        <w:t> </w:t>
-      </w:r>
-    </w:p>
-    <w:p>
-      <w:pPr>
-        <w:pBdr>
-          <w:top w:val="nil"/>
-          <w:left w:val="nil"/>
-          <w:bottom w:val="nil"/>
-          <w:right w:val="nil"/>
-          <w:between w:val="nil"/>
-        </w:pBdr>
-        <w:ind w:firstLine="0"/>
-        <w:jc w:val="center"/>
-        <w:rPr>
-          <w:rFonts w:eastAsia="Quattrocento Sans" w:cs="Times New Roman"/>
-          <w:color w:val="000000"/>
-          <w:sz w:val="28"/>
-          <w:szCs w:val="28"/>
-        </w:rPr>
-      </w:pPr>
-      <w:r>
-        <w:rPr>
-          <w:rFonts w:eastAsia="Times New Roman" w:cs="Times New Roman"/>
-          <w:b/>
-          <w:bCs/>
-          <w:color w:val="000000" w:themeColor="text1"/>
-          <w:sz w:val="28"/>
-          <w:szCs w:val="28"/>
-        </w:rPr>
-        <w:t>Первичный анализ продукта</w:t>
-      </w:r>
-    </w:p>
-    <w:p>
-      <w:pPr>
-        <w:pBdr>
-          <w:top w:val="nil"/>
-          <w:left w:val="nil"/>
-          <w:bottom w:val="nil"/>
-          <w:right w:val="nil"/>
-          <w:between w:val="nil"/>
-        </w:pBdr>
-        <w:rPr>
-          <w:rFonts w:eastAsia="Times New Roman" w:cs="Times New Roman"/>
-          <w:b/>
-          <w:color w:val="000000"/>
-          <w:sz w:val="28"/>
-          <w:szCs w:val="28"/>
-        </w:rPr>
-      </w:pPr>
-    </w:p>
-    <w:p>
-      <w:pPr>
-        <w:pBdr>
-          <w:top w:val="nil"/>
-          <w:left w:val="nil"/>
-          <w:bottom w:val="nil"/>
-          <w:right w:val="nil"/>
-          <w:between w:val="nil"/>
-        </w:pBdr>
-        <w:rPr>
-          <w:rFonts w:eastAsia="Quattrocento Sans" w:cs="Times New Roman"/>
-          <w:color w:val="000000"/>
-          <w:sz w:val="28"/>
-          <w:szCs w:val="28"/>
-        </w:rPr>
-      </w:pPr>
-    </w:p>
-    <w:p>
-      <w:pPr>
-        <w:pBdr>
-          <w:top w:val="nil"/>
-          <w:left w:val="nil"/>
-          <w:bottom w:val="nil"/>
-          <w:right w:val="nil"/>
-          <w:between w:val="nil"/>
-        </w:pBdr>
-        <w:rPr>
-          <w:rFonts w:eastAsia="Quattrocento Sans" w:cs="Times New Roman"/>
-          <w:color w:val="000000"/>
-          <w:sz w:val="28"/>
-          <w:szCs w:val="28"/>
-        </w:rPr>
-      </w:pPr>
-      <w:r>
-        <w:rPr>
-          <w:rFonts w:eastAsia="Times New Roman" w:cs="Times New Roman"/>
-          <w:color w:val="000000"/>
-          <w:sz w:val="28"/>
-          <w:szCs w:val="28"/>
-        </w:rPr>
-        <w:t> </w:t>
-      </w:r>
-    </w:p>
-    <w:p>
-      <w:pPr>
-        <w:pBdr>
-          <w:top w:val="nil"/>
-          <w:left w:val="nil"/>
-          <w:bottom w:val="nil"/>
-          <w:right w:val="nil"/>
-          <w:between w:val="nil"/>
-        </w:pBdr>
-        <w:rPr>
-          <w:rFonts w:eastAsia="Quattrocento Sans" w:cs="Times New Roman"/>
-          <w:color w:val="000000"/>
-          <w:sz w:val="28"/>
-          <w:szCs w:val="28"/>
-        </w:rPr>
-      </w:pPr>
-      <w:r>
-        <w:rPr>
-          <w:rFonts w:eastAsia="Times New Roman" w:cs="Times New Roman"/>
-          <w:color w:val="000000"/>
-          <w:sz w:val="28"/>
-          <w:szCs w:val="28"/>
-        </w:rPr>
-        <w:t> </w:t>
-      </w:r>
-    </w:p>
-    <w:p>
-      <w:pPr>
-        <w:pBdr>
-          <w:top w:val="nil"/>
-          <w:left w:val="nil"/>
-          <w:bottom w:val="nil"/>
-          <w:right w:val="nil"/>
-          <w:between w:val="nil"/>
-        </w:pBdr>
-        <w:rPr>
-          <w:rFonts w:eastAsia="Quattrocento Sans" w:cs="Times New Roman"/>
-          <w:color w:val="000000"/>
-          <w:sz w:val="28"/>
-          <w:szCs w:val="28"/>
-        </w:rPr>
-      </w:pPr>
-      <w:r>
-        <w:rPr>
-          <w:rFonts w:eastAsia="Times New Roman" w:cs="Times New Roman"/>
-          <w:color w:val="000000"/>
-          <w:sz w:val="28"/>
-          <w:szCs w:val="28"/>
-        </w:rPr>
-        <w:t> </w:t>
-      </w:r>
-    </w:p>
-    <w:p>
-      <w:pPr>
-        <w:pBdr>
-          <w:top w:val="nil"/>
-          <w:left w:val="nil"/>
-          <w:bottom w:val="nil"/>
-          <w:right w:val="nil"/>
-          <w:between w:val="nil"/>
-        </w:pBdr>
-        <w:ind w:left="2704" w:firstLine="2126"/>
-        <w:rPr>
-          <w:rFonts w:eastAsia="Quattrocento Sans" w:cs="Times New Roman"/>
-          <w:color w:val="000000"/>
-          <w:sz w:val="28"/>
-          <w:szCs w:val="28"/>
-        </w:rPr>
-      </w:pPr>
-      <w:r>
-        <w:rPr>
-          <w:rFonts w:eastAsia="Times New Roman" w:cs="Times New Roman"/>
-          <w:color w:val="000000"/>
-          <w:sz w:val="28"/>
-          <w:szCs w:val="28"/>
-        </w:rPr>
-        <w:t>Выполнил: студент учебной группы </w:t>
-      </w:r>
-    </w:p>
-    <w:p>
-      <w:pPr>
-        <w:pBdr>
-          <w:top w:val="nil"/>
-          <w:left w:val="nil"/>
-          <w:bottom w:val="nil"/>
-          <w:right w:val="nil"/>
-          <w:between w:val="nil"/>
-        </w:pBdr>
-        <w:ind w:left="5670" w:hanging="840"/>
-        <w:rPr>
-          <w:rFonts w:eastAsia="Times New Roman" w:cs="Times New Roman"/>
-          <w:color w:val="000000"/>
-          <w:sz w:val="28"/>
-          <w:szCs w:val="28"/>
-        </w:rPr>
-      </w:pPr>
-      <w:r>
-        <w:rPr>
-          <w:rFonts w:eastAsia="Times New Roman" w:cs="Times New Roman"/>
-          <w:color w:val="000000"/>
-          <w:sz w:val="28"/>
-          <w:szCs w:val="28"/>
-        </w:rPr>
-        <w:t>ИСПк-</w:t>
-      </w:r>
-      <w:r>
-        <w:rPr>
-          <w:rFonts w:eastAsia="Times New Roman" w:cs="Times New Roman"/>
-          <w:color w:val="000000"/>
-          <w:sz w:val="28"/>
-          <w:szCs w:val="28"/>
-        </w:rPr>
-        <w:t>4</w:t>
-      </w:r>
-      <w:r>
-        <w:rPr>
-          <w:rFonts w:eastAsia="Times New Roman" w:cs="Times New Roman"/>
-          <w:color w:val="000000"/>
-          <w:sz w:val="28"/>
-          <w:szCs w:val="28"/>
-        </w:rPr>
-        <w:t>0</w:t>
-      </w:r>
-      <w:r>
-        <w:rPr>
-          <w:rFonts w:eastAsia="Times New Roman" w:cs="Times New Roman"/>
-          <w:color w:val="000000"/>
-          <w:sz w:val="28"/>
-          <w:szCs w:val="28"/>
-        </w:rPr>
-        <w:t>3</w:t>
-      </w:r>
-      <w:r>
-        <w:rPr>
-          <w:rFonts w:eastAsia="Times New Roman" w:cs="Times New Roman"/>
-          <w:color w:val="000000"/>
-          <w:sz w:val="28"/>
-          <w:szCs w:val="28"/>
-        </w:rPr>
-        <w:t>-52-00</w:t>
-      </w:r>
-    </w:p>
-    <w:p>
-      <w:pPr>
-        <w:pBdr>
-          <w:top w:val="nil"/>
-          <w:left w:val="nil"/>
-          <w:bottom w:val="nil"/>
-          <w:right w:val="nil"/>
-          <w:between w:val="nil"/>
-        </w:pBdr>
-        <w:ind w:left="5670" w:hanging="840"/>
-        <w:rPr>
-          <w:rFonts w:eastAsia="Times New Roman" w:cs="Times New Roman"/>
-          <w:color w:val="000000"/>
-          <w:sz w:val="28"/>
-          <w:szCs w:val="28"/>
-        </w:rPr>
-      </w:pPr>
-      <w:r>
-        <w:rPr>
-          <w:rFonts w:eastAsia="Times New Roman" w:cs="Times New Roman"/>
-          <w:sz w:val="28"/>
-          <w:szCs w:val="28"/>
-        </w:rPr>
-        <w:t>Юдин Е.В.</w:t>
-      </w:r>
-    </w:p>
-    <w:p>
-      <w:pPr>
-        <w:pBdr>
-          <w:top w:val="nil"/>
-          <w:left w:val="nil"/>
-          <w:bottom w:val="nil"/>
-          <w:right w:val="nil"/>
-          <w:between w:val="nil"/>
-        </w:pBdr>
-        <w:ind w:left="5670" w:hanging="840"/>
-        <w:rPr>
-          <w:rFonts w:eastAsia="Quattrocento Sans" w:cs="Times New Roman"/>
-          <w:color w:val="000000"/>
-          <w:sz w:val="28"/>
-          <w:szCs w:val="28"/>
-        </w:rPr>
-      </w:pPr>
-      <w:r>
-        <w:rPr>
-          <w:rFonts w:eastAsia="Times New Roman" w:cs="Times New Roman"/>
-          <w:color w:val="000000"/>
-          <w:sz w:val="28"/>
-          <w:szCs w:val="28"/>
-        </w:rPr>
-        <w:t>Преподаватель: </w:t>
-      </w:r>
-    </w:p>
-    <w:p>
-      <w:pPr>
-        <w:pBdr>
-          <w:top w:val="nil"/>
-          <w:left w:val="nil"/>
-          <w:bottom w:val="nil"/>
-          <w:right w:val="nil"/>
-          <w:between w:val="nil"/>
-        </w:pBdr>
-        <w:ind w:left="5670" w:hanging="840"/>
-        <w:rPr>
-          <w:rFonts w:eastAsia="Quattrocento Sans" w:cs="Times New Roman"/>
-          <w:color w:val="000000"/>
-          <w:sz w:val="28"/>
-          <w:szCs w:val="28"/>
-        </w:rPr>
-      </w:pPr>
-      <w:proofErr w:type="spellStart"/>
-      <w:r>
-        <w:rPr>
-          <w:rFonts w:eastAsia="Times New Roman" w:cs="Times New Roman"/>
-          <w:sz w:val="28"/>
-          <w:szCs w:val="28"/>
-        </w:rPr>
-        <w:t>Долженкова</w:t>
-      </w:r>
-      <w:proofErr w:type="spellEnd"/>
-      <w:r>
-        <w:rPr>
-          <w:rFonts w:eastAsia="Times New Roman" w:cs="Times New Roman"/>
-          <w:sz w:val="28"/>
-          <w:szCs w:val="28"/>
-        </w:rPr>
-        <w:t xml:space="preserve"> М.Л.</w:t>
-      </w:r>
-    </w:p>
-    <w:p>
-      <w:pPr>
-        <w:pBdr>
-          <w:top w:val="nil"/>
-          <w:left w:val="nil"/>
-          <w:bottom w:val="nil"/>
-          <w:right w:val="nil"/>
-          <w:between w:val="nil"/>
-        </w:pBdr>
-        <w:ind w:left="5670" w:hanging="840"/>
-        <w:rPr>
-          <w:rFonts w:eastAsia="Quattrocento Sans" w:cs="Times New Roman"/>
-          <w:color w:val="000000"/>
-          <w:sz w:val="28"/>
-          <w:szCs w:val="28"/>
-        </w:rPr>
-      </w:pPr>
-      <w:r>
-        <w:rPr>
-          <w:rFonts w:eastAsia="Times New Roman" w:cs="Times New Roman"/>
-          <w:color w:val="000000"/>
-          <w:sz w:val="28"/>
-          <w:szCs w:val="28"/>
-        </w:rPr>
-        <w:t> </w:t>
-      </w:r>
-    </w:p>
-    <w:p>
-      <w:pPr>
-        <w:pBdr>
-          <w:top w:val="nil"/>
-          <w:left w:val="nil"/>
-          <w:bottom w:val="nil"/>
-          <w:right w:val="nil"/>
-          <w:between w:val="nil"/>
-        </w:pBdr>
-        <w:rPr>
-          <w:rFonts w:eastAsia="Times New Roman" w:cs="Times New Roman"/>
-          <w:color w:val="000000"/>
-          <w:sz w:val="28"/>
-          <w:szCs w:val="28"/>
-        </w:rPr>
-      </w:pPr>
-      <w:r>
-        <w:rPr>
-          <w:rFonts w:eastAsia="Times New Roman" w:cs="Times New Roman"/>
-          <w:color w:val="000000"/>
-          <w:sz w:val="28"/>
-          <w:szCs w:val="28"/>
-        </w:rPr>
-        <w:t> </w:t>
-      </w:r>
-    </w:p>
-    <w:p>
-      <w:pPr>
-        <w:pBdr>
-          <w:top w:val="nil"/>
-          <w:left w:val="nil"/>
-          <w:bottom w:val="nil"/>
-          <w:right w:val="nil"/>
-          <w:between w:val="nil"/>
-        </w:pBdr>
-        <w:rPr>
-          <w:rFonts w:eastAsia="Times New Roman" w:cs="Times New Roman"/>
-          <w:color w:val="000000"/>
-          <w:sz w:val="28"/>
-          <w:szCs w:val="28"/>
-        </w:rPr>
-      </w:pPr>
-    </w:p>
-    <w:p>
-      <w:pPr>
-        <w:pBdr>
-          <w:top w:val="nil"/>
-          <w:left w:val="nil"/>
-          <w:bottom w:val="nil"/>
-          <w:right w:val="nil"/>
-          <w:between w:val="nil"/>
-        </w:pBdr>
-        <w:rPr>
-          <w:rFonts w:eastAsia="Times New Roman" w:cs="Times New Roman"/>
-          <w:color w:val="000000"/>
-          <w:sz w:val="28"/>
-          <w:szCs w:val="28"/>
-        </w:rPr>
-      </w:pPr>
-    </w:p>
-    <w:p>
-      <w:pPr>
-        <w:pBdr>
-          <w:top w:val="nil"/>
-          <w:left w:val="nil"/>
-          <w:bottom w:val="nil"/>
-          <w:right w:val="nil"/>
-          <w:between w:val="nil"/>
-        </w:pBdr>
-        <w:ind w:firstLine="0"/>
-        <w:rPr>
-          <w:rFonts w:eastAsia="Times New Roman" w:cs="Times New Roman"/>
-          <w:color w:val="000000"/>
-          <w:sz w:val="28"/>
-          <w:szCs w:val="28"/>
-        </w:rPr>
-      </w:pPr>
-    </w:p>
-    <w:p>
-      <w:pPr>
-        <w:pBdr>
-          <w:top w:val="nil"/>
-          <w:left w:val="nil"/>
-          <w:bottom w:val="nil"/>
-          <w:right w:val="nil"/>
-          <w:between w:val="nil"/>
-        </w:pBdr>
-        <w:ind w:firstLine="0"/>
-        <w:rPr>
-          <w:rFonts w:eastAsia="Times New Roman" w:cs="Times New Roman"/>
-          <w:color w:val="000000"/>
-          <w:sz w:val="28"/>
-          <w:szCs w:val="28"/>
-        </w:rPr>
-      </w:pPr>
-    </w:p>
-    <w:p>
-      <w:pPr>
-        <w:pBdr>
-          <w:top w:val="nil"/>
-          <w:left w:val="nil"/>
-          <w:bottom w:val="nil"/>
-          <w:right w:val="nil"/>
-          <w:between w:val="nil"/>
-        </w:pBdr>
-        <w:ind w:firstLine="0"/>
-        <w:jc w:val="center"/>
-        <w:rPr>
-          <w:rFonts w:eastAsia="Quattrocento Sans" w:cs="Times New Roman"/>
-          <w:color w:val="000000"/>
-          <w:sz w:val="28"/>
-          <w:szCs w:val="28"/>
-        </w:rPr>
-      </w:pPr>
-      <w:r>
-        <w:rPr>
-          <w:rFonts w:eastAsia="Times New Roman" w:cs="Times New Roman"/>
-          <w:color w:val="000000"/>
-          <w:sz w:val="28"/>
-          <w:szCs w:val="28"/>
-        </w:rPr>
-        <w:t>Киров</w:t>
-      </w:r>
-    </w:p>
-    <w:p>
-      <w:pPr>
-        <w:ind w:firstLine="0"/>
-        <w:jc w:val="center"/>
-        <w:rPr>
-          <w:rFonts w:cs="Times New Roman"/>
-          <w:color w:val="000000"/>
-          <w:sz w:val="28"/>
-          <w:szCs w:val="28"/>
-        </w:rPr>
-      </w:pPr>
-      <w:bookmarkStart w:id="2" w:name="_gjdgxs" w:colFirst="0" w:colLast="0"/>
-      <w:bookmarkEnd w:id="2"/>
-      <w:r>
-        <w:rPr>
-          <w:rFonts w:cs="Times New Roman"/>
-          <w:color w:val="000000"/>
-          <w:sz w:val="28"/>
-          <w:szCs w:val="28"/>
-        </w:rPr>
-        <w:t>202</w:t>
-      </w:r>
-      <w:r>
-        <w:rPr>
-          <w:rFonts w:cs="Times New Roman"/>
-          <w:color w:val="000000"/>
-          <w:sz w:val="28"/>
-          <w:szCs w:val="28"/>
-        </w:rPr>
-        <w:t>6</w:t>
-      </w:r>
-      <w:bookmarkEnd w:id="0"/>
-      <w:bookmarkEnd w:id="1"/>
-    </w:p>
-    <w:p>
-      <w:pPr>
-        <w:spacing w:before="0" w:after="160" w:line="259" w:lineRule="auto"/>
-        <w:ind w:firstLine="0"/>
+        <w:pStyle w:val="1"/>
+        <w:spacing w:before="0"/>
+        <w:ind w:firstLine="709"/>
         <w:contextualSpacing w:val="0"/>
-        <w:jc w:val="left"/>
-        <w:rPr>
-          <w:rFonts w:cs="Times New Roman"/>
-          <w:color w:val="000000"/>
-          <w:sz w:val="28"/>
-          <w:szCs w:val="28"/>
-        </w:rPr>
-      </w:pPr>
-      <w:r>
-        <w:rPr>
-          <w:rFonts w:cs="Times New Roman"/>
-          <w:color w:val="000000"/>
-          <w:sz w:val="28"/>
-          <w:szCs w:val="28"/>
-        </w:rPr>
-        <w:br w:type="page"/>
-      </w:r>
-    </w:p>
-    <w:p>
-      <w:pPr>
-        <w:pStyle w:val="1"/>
-        <w:ind w:firstLine="709"/>
-      </w:pPr>
-      <w:r>
-        <w:lastRenderedPageBreak/>
+      </w:pPr>
+      <w:r>
         <w:t>Бизнес-проблема</w:t>
       </w:r>
     </w:p>
@@ -899,7 +130,7 @@
     <w:p>
       <w:pPr>
         <w:pStyle w:val="2"/>
-        <w:ind w:firstLine="709"/>
+        <w:ind w:left="0" w:firstLine="709"/>
       </w:pPr>
       <w:r>
         <w:t>Сотрудник</w:t>
@@ -1046,7 +277,10 @@
     <w:p>
       <w:pPr>
         <w:pStyle w:val="2"/>
-        <w:ind w:firstLine="709"/>
+        <w:tabs>
+          <w:tab w:val="num" w:pos="964"/>
+        </w:tabs>
+        <w:ind w:left="0" w:firstLine="709"/>
       </w:pPr>
       <w:r>
         <w:t>Владелец потерянной вещи</w:t>
@@ -1148,6 +382,105 @@
     </w:p>
     <w:p>
       <w:pPr>
+        <w:pStyle w:val="2"/>
+        <w:tabs>
+          <w:tab w:val="num" w:pos="964"/>
+        </w:tabs>
+        <w:ind w:left="0" w:firstLine="709"/>
+      </w:pPr>
+      <w:r>
+        <w:t>Администратор</w:t>
+      </w:r>
+    </w:p>
+    <w:p>
+      <w:pPr>
+        <w:ind w:firstLine="709"/>
+      </w:pPr>
+      <w:r>
+        <w:t>Человек, который отвечает за порядок и безопасность работы платформы, а также за соблюдение правил и защиту персональных данных.</w:t>
+      </w:r>
+    </w:p>
+    <w:p>
+      <w:pPr>
+        <w:ind w:firstLine="709"/>
+      </w:pPr>
+      <w:r>
+        <w:t>Пользовательские истории:</w:t>
+      </w:r>
+    </w:p>
+    <w:p>
+      <w:pPr>
+        <w:pStyle w:val="a0"/>
+        <w:numPr>
+          <w:ilvl w:val="0"/>
+          <w:numId w:val="18"/>
+        </w:numPr>
+        <w:ind w:left="0" w:firstLine="709"/>
+      </w:pPr>
+      <w:r>
+        <w:t xml:space="preserve">регистрироваться в системе с правами администратора; </w:t>
+      </w:r>
+    </w:p>
+    <w:p>
+      <w:pPr>
+        <w:pStyle w:val="a0"/>
+        <w:numPr>
+          <w:ilvl w:val="0"/>
+          <w:numId w:val="18"/>
+        </w:numPr>
+        <w:ind w:left="0" w:firstLine="709"/>
+      </w:pPr>
+      <w:r>
+        <w:lastRenderedPageBreak/>
+        <w:t>управлять учетными записями организаций (блокировать/подтверждать);</w:t>
+      </w:r>
+    </w:p>
+    <w:p>
+      <w:pPr>
+        <w:pStyle w:val="a0"/>
+        <w:numPr>
+          <w:ilvl w:val="0"/>
+          <w:numId w:val="18"/>
+        </w:numPr>
+        <w:ind w:left="0" w:firstLine="709"/>
+      </w:pPr>
+      <w:r>
+        <w:t xml:space="preserve">обеспечивать защиту персональных данных (разграничение прав доступа); </w:t>
+      </w:r>
+    </w:p>
+    <w:p>
+      <w:pPr>
+        <w:pStyle w:val="a0"/>
+        <w:numPr>
+          <w:ilvl w:val="0"/>
+          <w:numId w:val="18"/>
+        </w:numPr>
+        <w:ind w:left="0" w:firstLine="709"/>
+      </w:pPr>
+      <w:proofErr w:type="spellStart"/>
+      <w:r>
+        <w:t>модерировать</w:t>
+      </w:r>
+      <w:proofErr w:type="spellEnd"/>
+      <w:r>
+        <w:t xml:space="preserve"> заявки и описания вещей (удалять некорректные/оскорбительные);</w:t>
+      </w:r>
+    </w:p>
+    <w:p>
+      <w:pPr>
+        <w:pStyle w:val="a0"/>
+        <w:numPr>
+          <w:ilvl w:val="0"/>
+          <w:numId w:val="18"/>
+        </w:numPr>
+        <w:ind w:left="0" w:firstLine="709"/>
+      </w:pPr>
+      <w:r>
+        <w:t xml:space="preserve">рассматривать спорные ситуации между организацией и владельцем вещи и принимать решение о дальнейших действиях. </w:t>
+      </w:r>
+    </w:p>
+    <w:p>
+      <w:pPr>
         <w:pStyle w:val="a0"/>
         <w:numPr>
           <w:ilvl w:val="0"/>
@@ -1296,7 +629,44 @@
         <w:t>отметка факта выдачи вещи владельцу с фик</w:t>
       </w:r>
       <w:r>
-        <w:t>сацией даты и данных получателя.</w:t>
+        <w:t>сацией даты и данных получателя;</w:t>
+      </w:r>
+    </w:p>
+    <w:p>
+      <w:pPr>
+        <w:pStyle w:val="a0"/>
+        <w:numPr>
+          <w:ilvl w:val="0"/>
+          <w:numId w:val="10"/>
+        </w:numPr>
+        <w:tabs>
+          <w:tab w:val="left" w:pos="0"/>
+        </w:tabs>
+        <w:ind w:left="0" w:firstLine="709"/>
+      </w:pPr>
+      <w:proofErr w:type="spellStart"/>
+      <w:r>
+        <w:t>модерация</w:t>
+      </w:r>
+      <w:proofErr w:type="spellEnd"/>
+      <w:r>
+        <w:t xml:space="preserve"> учетных записей организаций и содержимого каталога;</w:t>
+      </w:r>
+    </w:p>
+    <w:p>
+      <w:pPr>
+        <w:pStyle w:val="a0"/>
+        <w:numPr>
+          <w:ilvl w:val="0"/>
+          <w:numId w:val="10"/>
+        </w:numPr>
+        <w:tabs>
+          <w:tab w:val="left" w:pos="0"/>
+        </w:tabs>
+        <w:ind w:left="0" w:firstLine="709"/>
+      </w:pPr>
+      <w:r>
+        <w:t>разграничение прав доступа и защита персональных данных.</w:t>
       </w:r>
     </w:p>
     <w:p>
@@ -1402,385 +772,6 @@
       </w:pPr>
       <w:r>
         <w:t>Таблица 1 – Данные и их источники</w:t>
-      </w:r>
-    </w:p>
-    <w:tbl>
-      <w:tblPr>
-        <w:tblStyle w:val="aa"/>
-        <w:tblW w:w="0" w:type="auto"/>
-        <w:tblLook w:val="04A0" w:firstRow="1" w:lastRow="0" w:firstColumn="1" w:lastColumn="0" w:noHBand="0" w:noVBand="1"/>
-      </w:tblPr>
-      <w:tblGrid>
-        <w:gridCol w:w="4671"/>
-        <w:gridCol w:w="4674"/>
-      </w:tblGrid>
-      <w:tr>
-        <w:trPr>
-          <w:cnfStyle w:val="100000000000" w:firstRow="1" w:lastRow="0" w:firstColumn="0" w:lastColumn="0" w:oddVBand="0" w:evenVBand="0" w:oddHBand="0" w:evenHBand="0" w:firstRowFirstColumn="0" w:firstRowLastColumn="0" w:lastRowFirstColumn="0" w:lastRowLastColumn="0"/>
-        </w:trPr>
-        <w:tc>
-          <w:tcPr>
-            <w:tcW w:w="5097" w:type="dxa"/>
-          </w:tcPr>
-          <w:p>
-            <w:pPr>
-              <w:pStyle w:val="vgutTableText"/>
-            </w:pPr>
-            <w:r>
-              <w:t>Данные</w:t>
-            </w:r>
-          </w:p>
-        </w:tc>
-        <w:tc>
-          <w:tcPr>
-            <w:tcW w:w="5098" w:type="dxa"/>
-          </w:tcPr>
-          <w:p>
-            <w:pPr>
-              <w:pStyle w:val="vgutTableText"/>
-            </w:pPr>
-            <w:r>
-              <w:t>Источник</w:t>
-            </w:r>
-          </w:p>
-        </w:tc>
-      </w:tr>
-      <w:tr>
-        <w:tc>
-          <w:tcPr>
-            <w:tcW w:w="5097" w:type="dxa"/>
-          </w:tcPr>
-          <w:p>
-            <w:pPr>
-              <w:pStyle w:val="vgutTableText"/>
-            </w:pPr>
-            <w:r>
-              <w:t>Учётные данные сотрудников организаций</w:t>
-            </w:r>
-            <w:r>
-              <w:t xml:space="preserve"> </w:t>
-            </w:r>
-          </w:p>
-          <w:p>
-            <w:pPr>
-              <w:pStyle w:val="vgutTableText"/>
-            </w:pPr>
-          </w:p>
-        </w:tc>
-        <w:tc>
-          <w:tcPr>
-            <w:tcW w:w="5098" w:type="dxa"/>
-          </w:tcPr>
-          <w:p>
-            <w:pPr>
-              <w:pStyle w:val="vgutTableText"/>
-            </w:pPr>
-            <w:r>
-              <w:t>Вводятся сотрудником</w:t>
-            </w:r>
-            <w:r>
-              <w:t xml:space="preserve"> при регистрации; хранятся в собственной базе данных</w:t>
-            </w:r>
-          </w:p>
-        </w:tc>
-      </w:tr>
-      <w:tr>
-        <w:tc>
-          <w:tcPr>
-            <w:tcW w:w="5097" w:type="dxa"/>
-          </w:tcPr>
-          <w:p>
-            <w:pPr>
-              <w:pStyle w:val="vgutTableText"/>
-            </w:pPr>
-            <w:r>
-              <w:t>Данные об организации</w:t>
-            </w:r>
-            <w:r>
-              <w:t xml:space="preserve"> </w:t>
-            </w:r>
-          </w:p>
-          <w:p>
-            <w:pPr>
-              <w:pStyle w:val="vgutTableText"/>
-            </w:pPr>
-          </w:p>
-        </w:tc>
-        <w:tc>
-          <w:tcPr>
-            <w:tcW w:w="5098" w:type="dxa"/>
-          </w:tcPr>
-          <w:p>
-            <w:pPr>
-              <w:pStyle w:val="vgutTableText"/>
-            </w:pPr>
-            <w:r>
-              <w:t xml:space="preserve">Вводятся </w:t>
-            </w:r>
-            <w:r>
-              <w:t>сотрудником при регистрации организации</w:t>
-            </w:r>
-          </w:p>
-        </w:tc>
-      </w:tr>
-      <w:tr>
-        <w:tc>
-          <w:tcPr>
-            <w:tcW w:w="5097" w:type="dxa"/>
-          </w:tcPr>
-          <w:p>
-            <w:pPr>
-              <w:pStyle w:val="vgutTableText"/>
-            </w:pPr>
-            <w:r>
-              <w:t>Учетные данные владельцев потерянных вещей</w:t>
-            </w:r>
-          </w:p>
-          <w:p>
-            <w:pPr>
-              <w:pStyle w:val="vgutTableText"/>
-            </w:pPr>
-          </w:p>
-        </w:tc>
-        <w:tc>
-          <w:tcPr>
-            <w:tcW w:w="5098" w:type="dxa"/>
-          </w:tcPr>
-          <w:p>
-            <w:pPr>
-              <w:pStyle w:val="vgutTableText"/>
-            </w:pPr>
-            <w:r>
-              <w:t xml:space="preserve">Вводятся владельцем </w:t>
-            </w:r>
-            <w:r>
-              <w:t>при регистрации; хранятся в собственной базе данных</w:t>
-            </w:r>
-          </w:p>
-        </w:tc>
-      </w:tr>
-      <w:tr>
-        <w:tc>
-          <w:tcPr>
-            <w:tcW w:w="5097" w:type="dxa"/>
-          </w:tcPr>
-          <w:p>
-            <w:pPr>
-              <w:pStyle w:val="vgutTableText"/>
-            </w:pPr>
-            <w:r>
-              <w:t>Информация о найденной вещи</w:t>
-            </w:r>
-          </w:p>
-        </w:tc>
-        <w:tc>
-          <w:tcPr>
-            <w:tcW w:w="5098" w:type="dxa"/>
-          </w:tcPr>
-          <w:p>
-            <w:pPr>
-              <w:pStyle w:val="vgutTableText"/>
-            </w:pPr>
-            <w:r>
-              <w:t xml:space="preserve">Вводятся </w:t>
-            </w:r>
-            <w:r>
-              <w:t>сотрудником организации при регистрации находки</w:t>
-            </w:r>
-          </w:p>
-          <w:p>
-            <w:pPr>
-              <w:pStyle w:val="vgutTableText"/>
-            </w:pPr>
-          </w:p>
-        </w:tc>
-      </w:tr>
-      <w:tr>
-        <w:tc>
-          <w:tcPr>
-            <w:tcW w:w="5097" w:type="dxa"/>
-          </w:tcPr>
-          <w:p>
-            <w:pPr>
-              <w:pStyle w:val="vgutTableText"/>
-            </w:pPr>
-            <w:r>
-              <w:t>Параметры заявки на возврат</w:t>
-            </w:r>
-          </w:p>
-        </w:tc>
-        <w:tc>
-          <w:tcPr>
-            <w:tcW w:w="5098" w:type="dxa"/>
-          </w:tcPr>
-          <w:p>
-            <w:pPr>
-              <w:pStyle w:val="vgutTableText"/>
-            </w:pPr>
-            <w:r>
-              <w:t>Вводятся владельцем при создании заявки</w:t>
-            </w:r>
-          </w:p>
-        </w:tc>
-      </w:tr>
-      <w:tr>
-        <w:tc>
-          <w:tcPr>
-            <w:tcW w:w="5097" w:type="dxa"/>
-          </w:tcPr>
-          <w:p>
-            <w:pPr>
-              <w:pStyle w:val="vgutTableText"/>
-            </w:pPr>
-            <w:r>
-              <w:t xml:space="preserve">Сопоставление заявки и найденной вещи </w:t>
-            </w:r>
-          </w:p>
-        </w:tc>
-        <w:tc>
-          <w:tcPr>
-            <w:tcW w:w="5098" w:type="dxa"/>
-          </w:tcPr>
-          <w:p>
-            <w:pPr>
-              <w:pStyle w:val="vgutTableText"/>
-            </w:pPr>
-            <w:r>
-              <w:t>Формируется системой на основе совпадений по категории, описанию и ключевым словам</w:t>
-            </w:r>
-          </w:p>
-        </w:tc>
-      </w:tr>
-      <w:tr>
-        <w:tc>
-          <w:tcPr>
-            <w:tcW w:w="5097" w:type="dxa"/>
-          </w:tcPr>
-          <w:p>
-            <w:pPr>
-              <w:pStyle w:val="vgutTableText"/>
-            </w:pPr>
-            <w:r>
-              <w:t>Статус</w:t>
-            </w:r>
-            <w:r>
-              <w:t xml:space="preserve"> вещи</w:t>
-            </w:r>
-          </w:p>
-        </w:tc>
-        <w:tc>
-          <w:tcPr>
-            <w:tcW w:w="5098" w:type="dxa"/>
-          </w:tcPr>
-          <w:p>
-            <w:pPr>
-              <w:pStyle w:val="vgutTableText"/>
-            </w:pPr>
-            <w:r>
-              <w:t>Изменяется сотрудником в процессе работы с вещью</w:t>
-            </w:r>
-          </w:p>
-        </w:tc>
-      </w:tr>
-      <w:tr>
-        <w:tc>
-          <w:tcPr>
-            <w:tcW w:w="5097" w:type="dxa"/>
-          </w:tcPr>
-          <w:p>
-            <w:pPr>
-              <w:pStyle w:val="vgutTableText"/>
-            </w:pPr>
-            <w:r>
-              <w:t>Дата выдачи вещи и данные получателя</w:t>
-            </w:r>
-          </w:p>
-        </w:tc>
-        <w:tc>
-          <w:tcPr>
-            <w:tcW w:w="5098" w:type="dxa"/>
-          </w:tcPr>
-          <w:p>
-            <w:pPr>
-              <w:pStyle w:val="vgutTableText"/>
-            </w:pPr>
-            <w:r>
-              <w:t>Вводятся сотрудником при выдаче вещи владельцу</w:t>
-            </w:r>
-          </w:p>
-        </w:tc>
-      </w:tr>
-      <w:tr>
-        <w:tc>
-          <w:tcPr>
-            <w:tcW w:w="5097" w:type="dxa"/>
-          </w:tcPr>
-          <w:p>
-            <w:pPr>
-              <w:pStyle w:val="vgutTableText"/>
-            </w:pPr>
-            <w:r>
-              <w:t>Сроки хранения вещей</w:t>
-            </w:r>
-          </w:p>
-        </w:tc>
-        <w:tc>
-          <w:tcPr>
-            <w:tcW w:w="5098" w:type="dxa"/>
-          </w:tcPr>
-          <w:p>
-            <w:pPr>
-              <w:pStyle w:val="vgutTableText"/>
-            </w:pPr>
-            <w:r>
-              <w:t>Формируются системой на основе даты находки и установленных правил организации</w:t>
-            </w:r>
-          </w:p>
-        </w:tc>
-      </w:tr>
-    </w:tbl>
-    <w:p>
-      <w:pPr>
-        <w:ind w:firstLine="0"/>
-      </w:pPr>
-    </w:p>
-    <w:p/>
-    <w:p>
-      <w:pPr>
-        <w:spacing w:before="0" w:after="200" w:line="276" w:lineRule="auto"/>
-        <w:ind w:firstLine="0"/>
-        <w:contextualSpacing w:val="0"/>
-        <w:jc w:val="left"/>
-      </w:pPr>
-      <w:r>
-        <w:br w:type="page"/>
-      </w:r>
-    </w:p>
-    <w:p>
-      <w:pPr>
-        <w:pStyle w:val="1"/>
-        <w:ind w:firstLine="709"/>
-      </w:pPr>
-      <w:r>
-        <w:lastRenderedPageBreak/>
-        <w:t>Основные риски</w:t>
-      </w:r>
-    </w:p>
-    <w:p>
-      <w:pPr>
-        <w:ind w:firstLine="709"/>
-      </w:pPr>
-      <w:r>
-        <w:t>Основные риски представлены в таблице 2.</w:t>
-      </w:r>
-    </w:p>
-    <w:p>
-      <w:pPr>
-        <w:pStyle w:val="vgutTableName"/>
-        <w:spacing w:line="360" w:lineRule="auto"/>
-      </w:pPr>
-      <w:r>
-        <w:t>Таблица 2 – Основные риски</w:t>
       </w:r>
     </w:p>
     <w:tbl>
@@ -1806,7 +797,7 @@
               <w:pStyle w:val="vgutTableText"/>
             </w:pPr>
             <w:r>
-              <w:t>Причина</w:t>
+              <w:t>Данные</w:t>
             </w:r>
           </w:p>
         </w:tc>
@@ -1819,7 +810,7 @@
               <w:pStyle w:val="vgutTableText"/>
             </w:pPr>
             <w:r>
-              <w:t>Последствие</w:t>
+              <w:t>Источник</w:t>
             </w:r>
           </w:p>
         </w:tc>
@@ -1834,16 +825,16 @@
               <w:pStyle w:val="vgutTableText"/>
             </w:pPr>
             <w:r>
-              <w:t xml:space="preserve">Владельцы не будут получать уведомления о найденных вещах вовремя (по </w:t>
-            </w:r>
-            <w:proofErr w:type="spellStart"/>
-            <w:r>
-              <w:t>email</w:t>
-            </w:r>
-            <w:proofErr w:type="spellEnd"/>
-            <w:r>
-              <w:t xml:space="preserve"> или через интерфейс)</w:t>
-            </w:r>
+              <w:t>Учётные данные сотрудников организаций</w:t>
+            </w:r>
+            <w:r>
+              <w:t xml:space="preserve"> </w:t>
+            </w:r>
+          </w:p>
+          <w:p>
+            <w:pPr>
+              <w:pStyle w:val="vgutTableText"/>
+            </w:pPr>
           </w:p>
         </w:tc>
         <w:tc>
@@ -1855,7 +846,10 @@
               <w:pStyle w:val="vgutTableText"/>
             </w:pPr>
             <w:r>
-              <w:t>Человек не узнает, что его вещь найдена, и не заберет её, что снижает эффективность всей системы</w:t>
+              <w:t>Вводятся сотрудником</w:t>
+            </w:r>
+            <w:r>
+              <w:t xml:space="preserve"> при регистрации; хранятся в собственной базе данных</w:t>
             </w:r>
           </w:p>
         </w:tc>
@@ -1870,13 +864,7 @@
               <w:pStyle w:val="vgutTableText"/>
             </w:pPr>
             <w:r>
-              <w:t>Система может показывать устаревший или непра</w:t>
-            </w:r>
-            <w:r>
-              <w:t>вильный статус вещи (например, «найдена» вместо «выдана»</w:t>
-            </w:r>
-            <w:r>
-              <w:t>)</w:t>
+              <w:t>Учетные данные администратора</w:t>
             </w:r>
           </w:p>
         </w:tc>
@@ -1889,7 +877,7 @@
               <w:pStyle w:val="vgutTableText"/>
             </w:pPr>
             <w:r>
-              <w:t>Владельцы приезжают за вещью, которой уже нет на месте, что приводит к конфликтам и потере доверия к организации</w:t>
+              <w:t>Вводятся администратором при регистрации; хранятся в собственной базе данных</w:t>
             </w:r>
           </w:p>
         </w:tc>
@@ -1904,8 +892,16 @@
               <w:pStyle w:val="vgutTableText"/>
             </w:pPr>
             <w:r>
-              <w:t>Отсутствие резервного копирования данных или сбой системы</w:t>
-            </w:r>
+              <w:t>Данные об организации</w:t>
+            </w:r>
+            <w:r>
+              <w:t xml:space="preserve"> </w:t>
+            </w:r>
+          </w:p>
+          <w:p>
+            <w:pPr>
+              <w:pStyle w:val="vgutTableText"/>
+            </w:pPr>
           </w:p>
         </w:tc>
         <w:tc>
@@ -1917,7 +913,10 @@
               <w:pStyle w:val="vgutTableText"/>
             </w:pPr>
             <w:r>
-              <w:t>Потеря данных о находках и заявках, невозможность восстановить информацию о вещах и их владельцах</w:t>
+              <w:t xml:space="preserve">Вводятся </w:t>
+            </w:r>
+            <w:r>
+              <w:t>сотрудником при регистрации организации</w:t>
             </w:r>
           </w:p>
         </w:tc>
@@ -1932,8 +931,13 @@
               <w:pStyle w:val="vgutTableText"/>
             </w:pPr>
             <w:r>
-              <w:t>Из-за отсутствия автоматического учёта или ручных ошибок вещи хранятся дольше установленного срока</w:t>
-            </w:r>
+              <w:t>Учетные данные владельцев потерянных вещей</w:t>
+            </w:r>
+          </w:p>
+          <w:p>
+            <w:pPr>
+              <w:pStyle w:val="vgutTableText"/>
+            </w:pPr>
           </w:p>
         </w:tc>
         <w:tc>
@@ -1945,12 +949,199 @@
               <w:pStyle w:val="vgutTableText"/>
             </w:pPr>
             <w:r>
-              <w:t>Накапливаются невостребованные вещи, захламляются складские помещения, нарушаются внутренние регламенты организаций</w:t>
+              <w:t xml:space="preserve">Вводятся владельцем </w:t>
+            </w:r>
+            <w:r>
+              <w:t>при регистрации; хранятся в собственной базе данных</w:t>
+            </w:r>
+          </w:p>
+        </w:tc>
+      </w:tr>
+      <w:tr>
+        <w:tc>
+          <w:tcPr>
+            <w:tcW w:w="5097" w:type="dxa"/>
+          </w:tcPr>
+          <w:p>
+            <w:pPr>
+              <w:pStyle w:val="vgutTableText"/>
+            </w:pPr>
+            <w:r>
+              <w:t>Информация о найденной вещи</w:t>
+            </w:r>
+          </w:p>
+        </w:tc>
+        <w:tc>
+          <w:tcPr>
+            <w:tcW w:w="5098" w:type="dxa"/>
+          </w:tcPr>
+          <w:p>
+            <w:pPr>
+              <w:pStyle w:val="vgutTableText"/>
+            </w:pPr>
+            <w:r>
+              <w:t xml:space="preserve">Вводятся </w:t>
+            </w:r>
+            <w:r>
+              <w:t>сотрудником организации при регистрации находки</w:t>
+            </w:r>
+          </w:p>
+          <w:p>
+            <w:pPr>
+              <w:pStyle w:val="vgutTableText"/>
+            </w:pPr>
+          </w:p>
+        </w:tc>
+      </w:tr>
+      <w:tr>
+        <w:tc>
+          <w:tcPr>
+            <w:tcW w:w="5097" w:type="dxa"/>
+          </w:tcPr>
+          <w:p>
+            <w:pPr>
+              <w:pStyle w:val="vgutTableText"/>
+            </w:pPr>
+            <w:r>
+              <w:t>Параметры заявки на возврат</w:t>
+            </w:r>
+          </w:p>
+        </w:tc>
+        <w:tc>
+          <w:tcPr>
+            <w:tcW w:w="5098" w:type="dxa"/>
+          </w:tcPr>
+          <w:p>
+            <w:pPr>
+              <w:pStyle w:val="vgutTableText"/>
+            </w:pPr>
+            <w:r>
+              <w:t>Вводятся владельцем при создании заявки</w:t>
+            </w:r>
+          </w:p>
+        </w:tc>
+      </w:tr>
+      <w:tr>
+        <w:tc>
+          <w:tcPr>
+            <w:tcW w:w="5097" w:type="dxa"/>
+          </w:tcPr>
+          <w:p>
+            <w:pPr>
+              <w:pStyle w:val="vgutTableText"/>
+            </w:pPr>
+            <w:r>
+              <w:t xml:space="preserve">Сопоставление заявки и найденной вещи </w:t>
+            </w:r>
+          </w:p>
+        </w:tc>
+        <w:tc>
+          <w:tcPr>
+            <w:tcW w:w="5098" w:type="dxa"/>
+          </w:tcPr>
+          <w:p>
+            <w:pPr>
+              <w:pStyle w:val="vgutTableText"/>
+            </w:pPr>
+            <w:r>
+              <w:t>Формируется системой на основе совпадений по категории, описанию и ключевым словам</w:t>
+            </w:r>
+          </w:p>
+        </w:tc>
+      </w:tr>
+      <w:tr>
+        <w:tc>
+          <w:tcPr>
+            <w:tcW w:w="5097" w:type="dxa"/>
+          </w:tcPr>
+          <w:p>
+            <w:pPr>
+              <w:pStyle w:val="vgutTableText"/>
+            </w:pPr>
+            <w:r>
+              <w:t>Статус</w:t>
+            </w:r>
+            <w:r>
+              <w:t xml:space="preserve"> вещи</w:t>
+            </w:r>
+          </w:p>
+        </w:tc>
+        <w:tc>
+          <w:tcPr>
+            <w:tcW w:w="5098" w:type="dxa"/>
+          </w:tcPr>
+          <w:p>
+            <w:pPr>
+              <w:pStyle w:val="vgutTableText"/>
+            </w:pPr>
+            <w:r>
+              <w:t>Изменяется сотрудником в процессе работы с вещью</w:t>
+            </w:r>
+          </w:p>
+        </w:tc>
+      </w:tr>
+      <w:tr>
+        <w:tc>
+          <w:tcPr>
+            <w:tcW w:w="5097" w:type="dxa"/>
+          </w:tcPr>
+          <w:p>
+            <w:pPr>
+              <w:pStyle w:val="vgutTableText"/>
+            </w:pPr>
+            <w:r>
+              <w:t>Дата выдачи вещи и данные получателя</w:t>
+            </w:r>
+          </w:p>
+        </w:tc>
+        <w:tc>
+          <w:tcPr>
+            <w:tcW w:w="5098" w:type="dxa"/>
+          </w:tcPr>
+          <w:p>
+            <w:pPr>
+              <w:pStyle w:val="vgutTableText"/>
+            </w:pPr>
+            <w:r>
+              <w:t>Вводятся сотрудником при выдаче вещи владельцу</w:t>
+            </w:r>
+          </w:p>
+        </w:tc>
+      </w:tr>
+      <w:tr>
+        <w:tc>
+          <w:tcPr>
+            <w:tcW w:w="5097" w:type="dxa"/>
+          </w:tcPr>
+          <w:p>
+            <w:pPr>
+              <w:pStyle w:val="vgutTableText"/>
+            </w:pPr>
+            <w:r>
+              <w:t>Сроки хранения вещей</w:t>
+            </w:r>
+          </w:p>
+        </w:tc>
+        <w:tc>
+          <w:tcPr>
+            <w:tcW w:w="5098" w:type="dxa"/>
+          </w:tcPr>
+          <w:p>
+            <w:pPr>
+              <w:pStyle w:val="vgutTableText"/>
+            </w:pPr>
+            <w:r>
+              <w:t>Формируются системой на основе даты находки и установленных правил организации</w:t>
             </w:r>
           </w:p>
         </w:tc>
       </w:tr>
     </w:tbl>
+    <w:p>
+      <w:pPr>
+        <w:ind w:firstLine="0"/>
+      </w:pPr>
+    </w:p>
     <w:p/>
     <w:p>
       <w:pPr>
@@ -1970,7 +1161,7 @@
       </w:pPr>
       <w:r>
         <w:lastRenderedPageBreak/>
-        <w:t>Этические и правовые ограничения</w:t>
+        <w:t>Основные риски</w:t>
       </w:r>
     </w:p>
     <w:p>
@@ -1978,95 +1169,7 @@
         <w:ind w:firstLine="709"/>
       </w:pPr>
       <w:r>
-        <w:t>В системе обрабатываются персональны</w:t>
-      </w:r>
-      <w:r>
-        <w:t>е данные пользователей: сотрудников организаций (ФИО, телефон, адрес) и владельцев (ФИО, телефон)</w:t>
-      </w:r>
-      <w:r>
-        <w:t xml:space="preserve">. Эти данные относятся к персональным и подлежат защите в соответствии с Федеральным законом № 152-ФЗ </w:t>
-      </w:r>
-      <w:r>
-        <w:t>«</w:t>
-      </w:r>
-      <w:r>
-        <w:t>О персональных данных</w:t>
-      </w:r>
-      <w:r>
-        <w:t>».</w:t>
-      </w:r>
-    </w:p>
-    <w:p>
-      <w:pPr>
-        <w:spacing w:before="0"/>
-        <w:ind w:firstLine="709"/>
-        <w:rPr>
-          <w:rFonts w:eastAsia="Times New Roman" w:cs="Times New Roman"/>
-          <w:szCs w:val="24"/>
-        </w:rPr>
-      </w:pPr>
-      <w:r>
-        <w:rPr>
-          <w:rFonts w:eastAsia="Times New Roman" w:cs="Times New Roman"/>
-          <w:szCs w:val="24"/>
-        </w:rPr>
-        <w:t>Система потенциально может причинить вред в следующих случаях:</w:t>
-      </w:r>
-    </w:p>
-    <w:p>
-      <w:pPr>
-        <w:pStyle w:val="a0"/>
-        <w:ind w:firstLine="709"/>
-      </w:pPr>
-      <w:r>
-        <w:t xml:space="preserve">при утечке персональных данных могут быть раскрыты </w:t>
-      </w:r>
-      <w:r>
-        <w:t>контактные данные сотрудников и владельцев вещей</w:t>
-      </w:r>
-      <w:r>
-        <w:t xml:space="preserve">; </w:t>
-      </w:r>
-    </w:p>
-    <w:p>
-      <w:pPr>
-        <w:pStyle w:val="a0"/>
-        <w:rPr>
-          <w:rFonts w:eastAsia="Times New Roman"/>
-        </w:rPr>
-      </w:pPr>
-      <w:r>
-        <w:rPr>
-          <w:rFonts w:eastAsia="Times New Roman"/>
-        </w:rPr>
-        <w:t>при несанкционированном доступе к системе злоумышленники могут получить информацию о владельцах вещей и их контактах.</w:t>
-      </w:r>
-    </w:p>
-    <w:p>
-      <w:pPr>
-        <w:spacing w:before="0" w:after="200"/>
-        <w:ind w:firstLine="709"/>
-        <w:contextualSpacing w:val="0"/>
-      </w:pPr>
-      <w:r>
-        <w:t>Для снижения рисков необходимо обеспечить защиту персональных данных: шифрование, разграничение прав доступа, защиту от несанкционированного доступа и регулярное резервное копирование.</w:t>
-      </w:r>
-      <w:r>
-        <w:br w:type="page"/>
-      </w:r>
-    </w:p>
-    <w:p>
-      <w:pPr>
-        <w:pStyle w:val="1"/>
-      </w:pPr>
-      <w:r>
-        <w:lastRenderedPageBreak/>
-        <w:t>Первичные требования</w:t>
-      </w:r>
-    </w:p>
-    <w:p>
-      <w:r>
-        <w:t>Первичные требования представлены в таблице 3.</w:t>
+        <w:t>Основные риски представлены в таблице 2.</w:t>
       </w:r>
     </w:p>
     <w:p>
@@ -2075,7 +1178,7 @@
         <w:spacing w:line="360" w:lineRule="auto"/>
       </w:pPr>
       <w:r>
-        <w:t>Таблица 3 – Первичные требования</w:t>
+        <w:t>Таблица 2 – Основные риски</w:t>
       </w:r>
     </w:p>
     <w:tbl>
@@ -2085,8 +1188,8 @@
         <w:tblLook w:val="04A0" w:firstRow="1" w:lastRow="0" w:firstColumn="1" w:lastColumn="0" w:noHBand="0" w:noVBand="1"/>
       </w:tblPr>
       <w:tblGrid>
-        <w:gridCol w:w="4656"/>
-        <w:gridCol w:w="4689"/>
+        <w:gridCol w:w="4661"/>
+        <w:gridCol w:w="4684"/>
       </w:tblGrid>
       <w:tr>
         <w:trPr>
@@ -2099,6 +1202,299 @@
           <w:p>
             <w:pPr>
               <w:pStyle w:val="vgutTableText"/>
+            </w:pPr>
+            <w:r>
+              <w:t>Причина</w:t>
+            </w:r>
+          </w:p>
+        </w:tc>
+        <w:tc>
+          <w:tcPr>
+            <w:tcW w:w="5098" w:type="dxa"/>
+          </w:tcPr>
+          <w:p>
+            <w:pPr>
+              <w:pStyle w:val="vgutTableText"/>
+            </w:pPr>
+            <w:r>
+              <w:t>Последствие</w:t>
+            </w:r>
+          </w:p>
+        </w:tc>
+      </w:tr>
+      <w:tr>
+        <w:tc>
+          <w:tcPr>
+            <w:tcW w:w="5097" w:type="dxa"/>
+          </w:tcPr>
+          <w:p>
+            <w:pPr>
+              <w:pStyle w:val="vgutTableText"/>
+            </w:pPr>
+            <w:r>
+              <w:t>Владельцы не будут получать уведомления о найден</w:t>
+            </w:r>
+            <w:r>
+              <w:t>ных вещах вовремя (</w:t>
+            </w:r>
+            <w:r>
+              <w:t>через интерфейс)</w:t>
+            </w:r>
+          </w:p>
+        </w:tc>
+        <w:tc>
+          <w:tcPr>
+            <w:tcW w:w="5098" w:type="dxa"/>
+          </w:tcPr>
+          <w:p>
+            <w:pPr>
+              <w:pStyle w:val="vgutTableText"/>
+            </w:pPr>
+            <w:r>
+              <w:t>Человек не узнает, что его вещь найдена, и не заберет её, что снижает эффективность всей системы</w:t>
+            </w:r>
+          </w:p>
+        </w:tc>
+      </w:tr>
+      <w:tr>
+        <w:tc>
+          <w:tcPr>
+            <w:tcW w:w="5097" w:type="dxa"/>
+          </w:tcPr>
+          <w:p>
+            <w:pPr>
+              <w:pStyle w:val="vgutTableText"/>
+            </w:pPr>
+            <w:r>
+              <w:t>Система может показывать устаревший или непра</w:t>
+            </w:r>
+            <w:r>
+              <w:t>вильный статус вещи (например, «найдена» вместо «выдана»</w:t>
+            </w:r>
+            <w:r>
+              <w:t>)</w:t>
+            </w:r>
+          </w:p>
+        </w:tc>
+        <w:tc>
+          <w:tcPr>
+            <w:tcW w:w="5098" w:type="dxa"/>
+          </w:tcPr>
+          <w:p>
+            <w:pPr>
+              <w:pStyle w:val="vgutTableText"/>
+            </w:pPr>
+            <w:r>
+              <w:t>Владельцы приезжают за вещью, которой уже нет на месте, что приводит к конфликтам и потере доверия к организации</w:t>
+            </w:r>
+          </w:p>
+        </w:tc>
+      </w:tr>
+      <w:tr>
+        <w:tc>
+          <w:tcPr>
+            <w:tcW w:w="5097" w:type="dxa"/>
+          </w:tcPr>
+          <w:p>
+            <w:pPr>
+              <w:pStyle w:val="vgutTableText"/>
+            </w:pPr>
+            <w:r>
+              <w:t>Отсутствие резервного копирования данных или сбой системы</w:t>
+            </w:r>
+          </w:p>
+        </w:tc>
+        <w:tc>
+          <w:tcPr>
+            <w:tcW w:w="5098" w:type="dxa"/>
+          </w:tcPr>
+          <w:p>
+            <w:pPr>
+              <w:pStyle w:val="vgutTableText"/>
+            </w:pPr>
+            <w:r>
+              <w:t>Потеря данных о находках и заявках, невозможность восстановить информацию о вещах и их владельцах</w:t>
+            </w:r>
+          </w:p>
+        </w:tc>
+      </w:tr>
+      <w:tr>
+        <w:tc>
+          <w:tcPr>
+            <w:tcW w:w="5097" w:type="dxa"/>
+          </w:tcPr>
+          <w:p>
+            <w:pPr>
+              <w:pStyle w:val="vgutTableText"/>
+            </w:pPr>
+            <w:r>
+              <w:t>Из-за отсутствия автоматического учёта или ручных ошибок вещи хранятся дольше установленного срока</w:t>
+            </w:r>
+          </w:p>
+        </w:tc>
+        <w:tc>
+          <w:tcPr>
+            <w:tcW w:w="5098" w:type="dxa"/>
+          </w:tcPr>
+          <w:p>
+            <w:pPr>
+              <w:pStyle w:val="vgutTableText"/>
+            </w:pPr>
+            <w:r>
+              <w:t>Накапливаются невостребованные вещи, захламляются складские помещения, нарушаются внутренние регламенты организаций</w:t>
+            </w:r>
+          </w:p>
+        </w:tc>
+      </w:tr>
+    </w:tbl>
+    <w:p/>
+    <w:p>
+      <w:pPr>
+        <w:spacing w:before="0" w:after="200" w:line="276" w:lineRule="auto"/>
+        <w:ind w:firstLine="0"/>
+        <w:contextualSpacing w:val="0"/>
+        <w:jc w:val="left"/>
+      </w:pPr>
+      <w:r>
+        <w:br w:type="page"/>
+      </w:r>
+    </w:p>
+    <w:p>
+      <w:pPr>
+        <w:pStyle w:val="1"/>
+        <w:ind w:firstLine="709"/>
+      </w:pPr>
+      <w:r>
+        <w:lastRenderedPageBreak/>
+        <w:t>Этические и правовые ограничения</w:t>
+      </w:r>
+    </w:p>
+    <w:p>
+      <w:pPr>
+        <w:ind w:firstLine="709"/>
+      </w:pPr>
+      <w:r>
+        <w:t>В системе обрабатываются персональны</w:t>
+      </w:r>
+      <w:r>
+        <w:t>е данные пользователей: сотрудников организаций (ФИО, телефон, адрес) и владельцев (ФИО, телефон)</w:t>
+      </w:r>
+      <w:r>
+        <w:t xml:space="preserve">. Эти данные относятся к персональным и подлежат защите в соответствии с Федеральным законом № 152-ФЗ </w:t>
+      </w:r>
+      <w:r>
+        <w:t>«</w:t>
+      </w:r>
+      <w:r>
+        <w:t>О персональных данных</w:t>
+      </w:r>
+      <w:r>
+        <w:t>».</w:t>
+      </w:r>
+    </w:p>
+    <w:p>
+      <w:pPr>
+        <w:spacing w:before="0"/>
+        <w:ind w:firstLine="709"/>
+        <w:rPr>
+          <w:rFonts w:eastAsia="Times New Roman" w:cs="Times New Roman"/>
+          <w:szCs w:val="24"/>
+        </w:rPr>
+      </w:pPr>
+      <w:r>
+        <w:rPr>
+          <w:rFonts w:eastAsia="Times New Roman" w:cs="Times New Roman"/>
+          <w:szCs w:val="24"/>
+        </w:rPr>
+        <w:t>Система потенциально может причинить вред в следующих случаях:</w:t>
+      </w:r>
+    </w:p>
+    <w:p>
+      <w:pPr>
+        <w:pStyle w:val="a0"/>
+        <w:ind w:firstLine="709"/>
+      </w:pPr>
+      <w:r>
+        <w:t xml:space="preserve">при утечке персональных данных могут быть раскрыты </w:t>
+      </w:r>
+      <w:r>
+        <w:t>контактные данные сотрудников и владельцев вещей</w:t>
+      </w:r>
+      <w:r>
+        <w:t xml:space="preserve">; </w:t>
+      </w:r>
+    </w:p>
+    <w:p>
+      <w:pPr>
+        <w:pStyle w:val="a0"/>
+        <w:rPr>
+          <w:rFonts w:eastAsia="Times New Roman"/>
+        </w:rPr>
+      </w:pPr>
+      <w:r>
+        <w:rPr>
+          <w:rFonts w:eastAsia="Times New Roman"/>
+        </w:rPr>
+        <w:t>при несанкционированном доступе к системе злоумышленники могут получить информацию о владельцах вещей и их контактах.</w:t>
+      </w:r>
+    </w:p>
+    <w:p>
+      <w:pPr>
+        <w:spacing w:before="0" w:after="200"/>
+        <w:ind w:firstLine="709"/>
+        <w:contextualSpacing w:val="0"/>
+      </w:pPr>
+      <w:r>
+        <w:t>Для снижения рисков необходимо обеспечить защиту персональных данных: шифрование, разграничение прав доступа, защиту от несанкционированного доступа и регулярное резервное копирование.</w:t>
+      </w:r>
+      <w:r>
+        <w:br w:type="page"/>
+      </w:r>
+    </w:p>
+    <w:p>
+      <w:pPr>
+        <w:pStyle w:val="1"/>
+      </w:pPr>
+      <w:r>
+        <w:lastRenderedPageBreak/>
+        <w:t>Первичные требования</w:t>
+      </w:r>
+    </w:p>
+    <w:p>
+      <w:r>
+        <w:t>Первичные требования представлены в таблице 3.</w:t>
+      </w:r>
+    </w:p>
+    <w:p>
+      <w:pPr>
+        <w:pStyle w:val="vgutTableName"/>
+        <w:spacing w:line="360" w:lineRule="auto"/>
+      </w:pPr>
+      <w:r>
+        <w:t>Таблица 3 – Первичные требования</w:t>
+      </w:r>
+    </w:p>
+    <w:tbl>
+      <w:tblPr>
+        <w:tblStyle w:val="aa"/>
+        <w:tblW w:w="0" w:type="auto"/>
+        <w:tblLook w:val="04A0" w:firstRow="1" w:lastRow="0" w:firstColumn="1" w:lastColumn="0" w:noHBand="0" w:noVBand="1"/>
+      </w:tblPr>
+      <w:tblGrid>
+        <w:gridCol w:w="4661"/>
+        <w:gridCol w:w="4684"/>
+      </w:tblGrid>
+      <w:tr>
+        <w:trPr>
+          <w:cnfStyle w:val="100000000000" w:firstRow="1" w:lastRow="0" w:firstColumn="0" w:lastColumn="0" w:oddVBand="0" w:evenVBand="0" w:oddHBand="0" w:evenHBand="0" w:firstRowFirstColumn="0" w:firstRowLastColumn="0" w:lastRowFirstColumn="0" w:lastRowLastColumn="0"/>
+        </w:trPr>
+        <w:tc>
+          <w:tcPr>
+            <w:tcW w:w="5097" w:type="dxa"/>
+          </w:tcPr>
+          <w:p>
+            <w:pPr>
+              <w:pStyle w:val="vgutTableText"/>
               <w:rPr>
                 <w:b/>
                 <w:bCs/>
@@ -2393,8 +1789,113 @@
             <w:r>
               <w:t>Система автоматически уведомляет сотрудника о вещах, срок хранения которых истёк</w:t>
             </w:r>
-            <w:bookmarkStart w:id="3" w:name="_GoBack"/>
-            <w:bookmarkEnd w:id="3"/>
+          </w:p>
+        </w:tc>
+      </w:tr>
+      <w:tr>
+        <w:tc>
+          <w:tcPr>
+            <w:tcW w:w="5097" w:type="dxa"/>
+          </w:tcPr>
+          <w:p>
+            <w:pPr>
+              <w:pStyle w:val="vgutTableText"/>
+            </w:pPr>
+            <w:r>
+              <w:t xml:space="preserve">Система должна обеспечивать администратору возможность блокировать </w:t>
+            </w:r>
+            <w:r>
+              <w:lastRenderedPageBreak/>
+              <w:t>и подтверждать учетные записи организации</w:t>
+            </w:r>
+          </w:p>
+        </w:tc>
+        <w:tc>
+          <w:tcPr>
+            <w:tcW w:w="5098" w:type="dxa"/>
+          </w:tcPr>
+          <w:p>
+            <w:pPr>
+              <w:pStyle w:val="vgutTableText"/>
+            </w:pPr>
+            <w:r>
+              <w:lastRenderedPageBreak/>
+              <w:t xml:space="preserve">Администратор может изменить статус учетной записи организации на </w:t>
+            </w:r>
+            <w:r>
+              <w:lastRenderedPageBreak/>
+              <w:t>«подтверждена» или «заблокирована», и этот статус отображается в системе</w:t>
+            </w:r>
+          </w:p>
+        </w:tc>
+      </w:tr>
+      <w:tr>
+        <w:tc>
+          <w:tcPr>
+            <w:tcW w:w="5097" w:type="dxa"/>
+          </w:tcPr>
+          <w:p>
+            <w:pPr>
+              <w:pStyle w:val="vgutTableText"/>
+            </w:pPr>
+            <w:r>
+              <w:lastRenderedPageBreak/>
+              <w:t>Система должна позволять администратору удалять некорректные объявления</w:t>
+            </w:r>
+          </w:p>
+        </w:tc>
+        <w:tc>
+          <w:tcPr>
+            <w:tcW w:w="5098" w:type="dxa"/>
+          </w:tcPr>
+          <w:p>
+            <w:pPr>
+              <w:pStyle w:val="vgutTableText"/>
+            </w:pPr>
+            <w:r>
+              <w:t>Администратор может удалить объявление о найденной вещи, и оно исчезнет из публичного каталога</w:t>
+            </w:r>
+          </w:p>
+        </w:tc>
+      </w:tr>
+      <w:tr>
+        <w:tc>
+          <w:tcPr>
+            <w:tcW w:w="5097" w:type="dxa"/>
+          </w:tcPr>
+          <w:p>
+            <w:pPr>
+              <w:pStyle w:val="vgutTableText"/>
+            </w:pPr>
+            <w:r>
+              <w:t>Система должна обеспечивать разграничение прав доступа</w:t>
+            </w:r>
+          </w:p>
+        </w:tc>
+        <w:tc>
+          <w:tcPr>
+            <w:tcW w:w="5098" w:type="dxa"/>
+          </w:tcPr>
+          <w:p>
+            <w:pPr>
+              <w:pStyle w:val="vgutTableText"/>
+            </w:pPr>
+            <w:r>
+              <w:t xml:space="preserve">Администратор имеет доступ к функциям </w:t>
+            </w:r>
+            <w:proofErr w:type="spellStart"/>
+            <w:r>
+              <w:t>модерации</w:t>
+            </w:r>
+            <w:proofErr w:type="spellEnd"/>
+            <w:r>
+              <w:t>; сотрудник организации – только к находкам и публикациям</w:t>
+            </w:r>
+            <w:bookmarkStart w:id="0" w:name="_GoBack"/>
+            <w:bookmarkEnd w:id="0"/>
+            <w:r>
+              <w:t xml:space="preserve"> своей организации; владелец – к публичному каталогу и своим заявкам </w:t>
+            </w:r>
           </w:p>
         </w:tc>
       </w:tr>
@@ -2407,6 +1908,7 @@
     </w:p>
     <w:sectPr>
       <w:headerReference w:type="default" r:id="rId8"/>
+      <w:headerReference w:type="first" r:id="rId9"/>
       <w:pgSz w:w="11906" w:h="16838"/>
       <w:pgMar w:top="1134" w:right="850" w:bottom="1134" w:left="1701" w:header="709" w:footer="708" w:gutter="0"/>
       <w:cols w:space="708"/>
@@ -2497,7 +1999,53 @@
           <w:rPr>
             <w:noProof/>
           </w:rPr>
-          <w:t>9</w:t>
+          <w:t>2</w:t>
+        </w:r>
+        <w:r>
+          <w:fldChar w:fldCharType="end"/>
+        </w:r>
+      </w:p>
+    </w:sdtContent>
+  </w:sdt>
+  <w:p>
+    <w:pPr>
+      <w:pStyle w:val="a5"/>
+    </w:pPr>
+  </w:p>
+</w:hdr>
+</file>
+
+<file path=word/header2.xml><?xml version="1.0" encoding="utf-8"?>
+<w:hdr xmlns:wpc="http://schemas.microsoft.com/office/word/2010/wordprocessingCanvas" xmlns:cx="http://schemas.microsoft.com/office/drawing/2014/chartex" xmlns:mc="http://schemas.openxmlformats.org/markup-compatibility/2006" xmlns:o="urn:schemas-microsoft-com:office:office" xmlns:r="http://schemas.openxmlformats.org/officeDocument/2006/relationships" xmlns:m="http://schemas.openxmlformats.org/officeDocument/2006/math" xmlns:v="urn:schemas-microsoft-com:vml" xmlns:wp14="http://schemas.microsoft.com/office/word/2010/wordprocessingDrawing" xmlns:wp="http://schemas.openxmlformats.org/drawingml/2006/wordprocessingDrawing" xmlns:w10="urn:schemas-microsoft-com:office:word" xmlns:w="http://schemas.openxmlformats.org/wordprocessingml/2006/main" xmlns:w14="http://schemas.microsoft.com/office/word/2010/wordml" xmlns:w15="http://schemas.microsoft.com/office/word/2012/wordml" xmlns:w16se="http://schemas.microsoft.com/office/word/2015/wordml/symex" xmlns:wpg="http://schemas.microsoft.com/office/word/2010/wordprocessingGroup" xmlns:wpi="http://schemas.microsoft.com/office/word/2010/wordprocessingInk" xmlns:wne="http://schemas.microsoft.com/office/word/2006/wordml" xmlns:wps="http://schemas.microsoft.com/office/word/2010/wordprocessingShape" mc:Ignorable="w14 w15 w16se wp14">
+  <w:sdt>
+    <w:sdtPr>
+      <w:id w:val="-273792518"/>
+      <w:docPartObj>
+        <w:docPartGallery w:val="Page Numbers (Top of Page)"/>
+        <w:docPartUnique/>
+      </w:docPartObj>
+    </w:sdtPr>
+    <w:sdtContent>
+      <w:p>
+        <w:pPr>
+          <w:pStyle w:val="a5"/>
+          <w:ind w:firstLine="0"/>
+          <w:jc w:val="center"/>
+        </w:pPr>
+        <w:r>
+          <w:fldChar w:fldCharType="begin"/>
+        </w:r>
+        <w:r>
+          <w:instrText>PAGE   \* MERGEFORMAT</w:instrText>
+        </w:r>
+        <w:r>
+          <w:fldChar w:fldCharType="separate"/>
+        </w:r>
+        <w:r>
+          <w:rPr>
+            <w:noProof/>
+          </w:rPr>
+          <w:t>1</w:t>
         </w:r>
         <w:r>
           <w:fldChar w:fldCharType="end"/>
@@ -3202,6 +2750,119 @@
     </w:lvl>
   </w:abstractNum>
   <w:abstractNum w:abstractNumId="6" w15:restartNumberingAfterBreak="0">
+    <w:nsid w:val="2004673B"/>
+    <w:multiLevelType w:val="hybridMultilevel"/>
+    <w:tmpl w:val="EB469620"/>
+    <w:lvl w:ilvl="0" w:tplc="48541FDC">
+      <w:start w:val="1"/>
+      <w:numFmt w:val="bullet"/>
+      <w:lvlText w:val=""/>
+      <w:lvlJc w:val="left"/>
+      <w:pPr>
+        <w:ind w:left="1429" w:hanging="360"/>
+      </w:pPr>
+      <w:rPr>
+        <w:rFonts w:ascii="Symbol" w:hAnsi="Symbol" w:hint="default"/>
+      </w:rPr>
+    </w:lvl>
+    <w:lvl w:ilvl="1" w:tplc="04190003" w:tentative="1">
+      <w:start w:val="1"/>
+      <w:numFmt w:val="bullet"/>
+      <w:lvlText w:val="o"/>
+      <w:lvlJc w:val="left"/>
+      <w:pPr>
+        <w:ind w:left="2149" w:hanging="360"/>
+      </w:pPr>
+      <w:rPr>
+        <w:rFonts w:ascii="Courier New" w:hAnsi="Courier New" w:cs="Courier New" w:hint="default"/>
+      </w:rPr>
+    </w:lvl>
+    <w:lvl w:ilvl="2" w:tplc="04190005" w:tentative="1">
+      <w:start w:val="1"/>
+      <w:numFmt w:val="bullet"/>
+      <w:lvlText w:val=""/>
+      <w:lvlJc w:val="left"/>
+      <w:pPr>
+        <w:ind w:left="2869" w:hanging="360"/>
+      </w:pPr>
+      <w:rPr>
+        <w:rFonts w:ascii="Wingdings" w:hAnsi="Wingdings" w:hint="default"/>
+      </w:rPr>
+    </w:lvl>
+    <w:lvl w:ilvl="3" w:tplc="04190001" w:tentative="1">
+      <w:start w:val="1"/>
+      <w:numFmt w:val="bullet"/>
+      <w:lvlText w:val=""/>
+      <w:lvlJc w:val="left"/>
+      <w:pPr>
+        <w:ind w:left="3589" w:hanging="360"/>
+      </w:pPr>
+      <w:rPr>
+        <w:rFonts w:ascii="Symbol" w:hAnsi="Symbol" w:hint="default"/>
+      </w:rPr>
+    </w:lvl>
+    <w:lvl w:ilvl="4" w:tplc="04190003" w:tentative="1">
+      <w:start w:val="1"/>
+      <w:numFmt w:val="bullet"/>
+      <w:lvlText w:val="o"/>
+      <w:lvlJc w:val="left"/>
+      <w:pPr>
+        <w:ind w:left="4309" w:hanging="360"/>
+      </w:pPr>
+      <w:rPr>
+        <w:rFonts w:ascii="Courier New" w:hAnsi="Courier New" w:cs="Courier New" w:hint="default"/>
+      </w:rPr>
+    </w:lvl>
+    <w:lvl w:ilvl="5" w:tplc="04190005" w:tentative="1">
+      <w:start w:val="1"/>
+      <w:numFmt w:val="bullet"/>
+      <w:lvlText w:val=""/>
+      <w:lvlJc w:val="left"/>
+      <w:pPr>
+        <w:ind w:left="5029" w:hanging="360"/>
+      </w:pPr>
+      <w:rPr>
+        <w:rFonts w:ascii="Wingdings" w:hAnsi="Wingdings" w:hint="default"/>
+      </w:rPr>
+    </w:lvl>
+    <w:lvl w:ilvl="6" w:tplc="04190001" w:tentative="1">
+      <w:start w:val="1"/>
+      <w:numFmt w:val="bullet"/>
+      <w:lvlText w:val=""/>
+      <w:lvlJc w:val="left"/>
+      <w:pPr>
+        <w:ind w:left="5749" w:hanging="360"/>
+      </w:pPr>
+      <w:rPr>
+        <w:rFonts w:ascii="Symbol" w:hAnsi="Symbol" w:hint="default"/>
+      </w:rPr>
+    </w:lvl>
+    <w:lvl w:ilvl="7" w:tplc="04190003" w:tentative="1">
+      <w:start w:val="1"/>
+      <w:numFmt w:val="bullet"/>
+      <w:lvlText w:val="o"/>
+      <w:lvlJc w:val="left"/>
+      <w:pPr>
+        <w:ind w:left="6469" w:hanging="360"/>
+      </w:pPr>
+      <w:rPr>
+        <w:rFonts w:ascii="Courier New" w:hAnsi="Courier New" w:cs="Courier New" w:hint="default"/>
+      </w:rPr>
+    </w:lvl>
+    <w:lvl w:ilvl="8" w:tplc="04190005" w:tentative="1">
+      <w:start w:val="1"/>
+      <w:numFmt w:val="bullet"/>
+      <w:lvlText w:val=""/>
+      <w:lvlJc w:val="left"/>
+      <w:pPr>
+        <w:ind w:left="7189" w:hanging="360"/>
+      </w:pPr>
+      <w:rPr>
+        <w:rFonts w:ascii="Wingdings" w:hAnsi="Wingdings" w:hint="default"/>
+      </w:rPr>
+    </w:lvl>
+  </w:abstractNum>
+  <w:abstractNum w:abstractNumId="7" w15:restartNumberingAfterBreak="0">
     <w:nsid w:val="242137BE"/>
     <w:multiLevelType w:val="multilevel"/>
     <w:tmpl w:val="6AA48E96"/>
@@ -3350,7 +3011,7 @@
       </w:rPr>
     </w:lvl>
   </w:abstractNum>
-  <w:abstractNum w:abstractNumId="7" w15:restartNumberingAfterBreak="0">
+  <w:abstractNum w:abstractNumId="8" w15:restartNumberingAfterBreak="0">
     <w:nsid w:val="2AE07DDF"/>
     <w:multiLevelType w:val="hybridMultilevel"/>
     <w:tmpl w:val="7076E1B0"/>
@@ -3464,7 +3125,7 @@
       </w:rPr>
     </w:lvl>
   </w:abstractNum>
-  <w:abstractNum w:abstractNumId="8" w15:restartNumberingAfterBreak="0">
+  <w:abstractNum w:abstractNumId="9" w15:restartNumberingAfterBreak="0">
     <w:nsid w:val="2FE22FC5"/>
     <w:multiLevelType w:val="multilevel"/>
     <w:tmpl w:val="AB1004B0"/>
@@ -3613,7 +3274,7 @@
       </w:rPr>
     </w:lvl>
   </w:abstractNum>
-  <w:abstractNum w:abstractNumId="9" w15:restartNumberingAfterBreak="0">
+  <w:abstractNum w:abstractNumId="10" w15:restartNumberingAfterBreak="0">
     <w:nsid w:val="3160683E"/>
     <w:multiLevelType w:val="multilevel"/>
     <w:tmpl w:val="C02C00CE"/>
@@ -3762,7 +3423,7 @@
       </w:rPr>
     </w:lvl>
   </w:abstractNum>
-  <w:abstractNum w:abstractNumId="10" w15:restartNumberingAfterBreak="0">
+  <w:abstractNum w:abstractNumId="11" w15:restartNumberingAfterBreak="0">
     <w:nsid w:val="378F2276"/>
     <w:multiLevelType w:val="multilevel"/>
     <w:tmpl w:val="745E9A68"/>
@@ -3911,7 +3572,7 @@
       </w:rPr>
     </w:lvl>
   </w:abstractNum>
-  <w:abstractNum w:abstractNumId="11" w15:restartNumberingAfterBreak="0">
+  <w:abstractNum w:abstractNumId="12" w15:restartNumberingAfterBreak="0">
     <w:nsid w:val="3D8B34B5"/>
     <w:multiLevelType w:val="hybridMultilevel"/>
     <w:tmpl w:val="6CBCDFCA"/>
@@ -4024,7 +3685,7 @@
       </w:rPr>
     </w:lvl>
   </w:abstractNum>
-  <w:abstractNum w:abstractNumId="12" w15:restartNumberingAfterBreak="0">
+  <w:abstractNum w:abstractNumId="13" w15:restartNumberingAfterBreak="0">
     <w:nsid w:val="43A129DE"/>
     <w:multiLevelType w:val="hybridMultilevel"/>
     <w:tmpl w:val="AEC42B72"/>
@@ -4137,7 +3798,7 @@
       </w:rPr>
     </w:lvl>
   </w:abstractNum>
-  <w:abstractNum w:abstractNumId="13" w15:restartNumberingAfterBreak="0">
+  <w:abstractNum w:abstractNumId="14" w15:restartNumberingAfterBreak="0">
     <w:nsid w:val="44024D76"/>
     <w:multiLevelType w:val="multilevel"/>
     <w:tmpl w:val="BC768CFE"/>
@@ -4286,7 +3947,7 @@
       </w:rPr>
     </w:lvl>
   </w:abstractNum>
-  <w:abstractNum w:abstractNumId="14" w15:restartNumberingAfterBreak="0">
+  <w:abstractNum w:abstractNumId="15" w15:restartNumberingAfterBreak="0">
     <w:nsid w:val="73A25A59"/>
     <w:multiLevelType w:val="hybridMultilevel"/>
     <w:tmpl w:val="A9A6B42C"/>
@@ -4400,31 +4061,31 @@
     </w:lvl>
   </w:abstractNum>
   <w:num w:numId="1">
-    <w:abstractNumId w:val="7"/>
+    <w:abstractNumId w:val="8"/>
   </w:num>
   <w:num w:numId="2">
     <w:abstractNumId w:val="4"/>
   </w:num>
   <w:num w:numId="3">
-    <w:abstractNumId w:val="12"/>
+    <w:abstractNumId w:val="13"/>
   </w:num>
   <w:num w:numId="4">
     <w:abstractNumId w:val="2"/>
   </w:num>
   <w:num w:numId="5">
-    <w:abstractNumId w:val="11"/>
+    <w:abstractNumId w:val="12"/>
   </w:num>
   <w:num w:numId="6">
-    <w:abstractNumId w:val="14"/>
+    <w:abstractNumId w:val="15"/>
   </w:num>
   <w:num w:numId="7">
-    <w:abstractNumId w:val="10"/>
+    <w:abstractNumId w:val="11"/>
   </w:num>
   <w:num w:numId="8">
     <w:abstractNumId w:val="3"/>
   </w:num>
   <w:num w:numId="9">
-    <w:abstractNumId w:val="6"/>
+    <w:abstractNumId w:val="7"/>
   </w:num>
   <w:num w:numId="10">
     <w:abstractNumId w:val="1"/>
@@ -4433,16 +4094,25 @@
     <w:abstractNumId w:val="0"/>
   </w:num>
   <w:num w:numId="12">
-    <w:abstractNumId w:val="8"/>
+    <w:abstractNumId w:val="9"/>
   </w:num>
   <w:num w:numId="13">
-    <w:abstractNumId w:val="13"/>
+    <w:abstractNumId w:val="14"/>
   </w:num>
   <w:num w:numId="14">
     <w:abstractNumId w:val="5"/>
   </w:num>
   <w:num w:numId="15">
-    <w:abstractNumId w:val="9"/>
+    <w:abstractNumId w:val="10"/>
+  </w:num>
+  <w:num w:numId="16">
+    <w:abstractNumId w:val="4"/>
+  </w:num>
+  <w:num w:numId="17">
+    <w:abstractNumId w:val="4"/>
+  </w:num>
+  <w:num w:numId="18">
+    <w:abstractNumId w:val="6"/>
   </w:num>
 </w:numbering>
 </file>
@@ -4904,11 +4574,9 @@
         <w:numId w:val="2"/>
       </w:numPr>
       <w:tabs>
-        <w:tab w:val="num" w:pos="964"/>
         <w:tab w:val="left" w:pos="1560"/>
       </w:tabs>
       <w:spacing w:before="200"/>
-      <w:ind w:left="0" w:firstLine="851"/>
       <w:outlineLvl w:val="1"/>
     </w:pPr>
     <w:rPr>
@@ -5241,6 +4909,7 @@
   </w:style>
   <w:style w:type="character" w:customStyle="1" w:styleId="30">
     <w:name w:val="Заголовок 3 Знак"/>
+    <w:aliases w:val="vgu_Header3 Знак"/>
     <w:basedOn w:val="a2"/>
     <w:link w:val="3"/>
     <w:uiPriority w:val="9"/>
@@ -5255,6 +4924,7 @@
   </w:style>
   <w:style w:type="character" w:customStyle="1" w:styleId="40">
     <w:name w:val="Заголовок 4 Знак"/>
+    <w:aliases w:val="vgu_Header4 Знак"/>
     <w:basedOn w:val="a2"/>
     <w:link w:val="4"/>
     <w:uiPriority w:val="9"/>
@@ -5270,6 +4940,7 @@
   </w:style>
   <w:style w:type="character" w:customStyle="1" w:styleId="50">
     <w:name w:val="Заголовок 5 Знак"/>
+    <w:aliases w:val="vgu_Header5 Знак"/>
     <w:basedOn w:val="a2"/>
     <w:link w:val="5"/>
     <w:uiPriority w:val="9"/>
@@ -5283,6 +4954,7 @@
   </w:style>
   <w:style w:type="character" w:customStyle="1" w:styleId="60">
     <w:name w:val="Заголовок 6 Знак"/>
+    <w:aliases w:val="vgu_Header6 Знак"/>
     <w:basedOn w:val="a2"/>
     <w:link w:val="6"/>
     <w:uiPriority w:val="9"/>
@@ -5296,6 +4968,7 @@
   </w:style>
   <w:style w:type="character" w:customStyle="1" w:styleId="70">
     <w:name w:val="Заголовок 7 Знак"/>
+    <w:aliases w:val="vgu_Header7 Знак"/>
     <w:basedOn w:val="a2"/>
     <w:link w:val="7"/>
     <w:uiPriority w:val="9"/>
@@ -5309,6 +4982,7 @@
   </w:style>
   <w:style w:type="character" w:customStyle="1" w:styleId="80">
     <w:name w:val="Заголовок 8 Знак"/>
+    <w:aliases w:val="vgu_Header8 Знак"/>
     <w:basedOn w:val="a2"/>
     <w:link w:val="8"/>
     <w:uiPriority w:val="9"/>
@@ -5322,6 +4996,7 @@
   </w:style>
   <w:style w:type="character" w:customStyle="1" w:styleId="90">
     <w:name w:val="Заголовок 9 Знак"/>
+    <w:aliases w:val="vgu_Header9 Знак"/>
     <w:basedOn w:val="a2"/>
     <w:link w:val="9"/>
     <w:uiPriority w:val="9"/>
@@ -5765,7 +5440,7 @@
 </file>
 
 <file path=customXml/itemProps1.xml><?xml version="1.0" encoding="utf-8"?>
-<ds:datastoreItem xmlns:ds="http://schemas.openxmlformats.org/officeDocument/2006/customXml" ds:itemID="{8FC4E1A1-3899-42BC-8CAF-E6AC3AD3F1B6}">
+<ds:datastoreItem xmlns:ds="http://schemas.openxmlformats.org/officeDocument/2006/customXml" ds:itemID="{E42FF736-C032-4C15-BE50-C8CFD2153E7A}">
   <ds:schemaRefs>
     <ds:schemaRef ds:uri="http://schemas.openxmlformats.org/officeDocument/2006/bibliography"/>
   </ds:schemaRefs>
